--- a/Week1_ParentPaper_Selection.docx
+++ b/Week1_ParentPaper_Selection.docx
@@ -2,15 +2,6 @@
 <file path=word/document.xml><?xml version="1.0" encoding="utf-8"?>
 <w:document xmlns:wpc="http://schemas.microsoft.com/office/word/2010/wordprocessingCanvas" xmlns:mo="http://schemas.microsoft.com/office/mac/office/2008/main" xmlns:mc="http://schemas.openxmlformats.org/markup-compatibility/2006" xmlns:mv="urn:schemas-microsoft-com:mac:vml" xmlns:o="urn:schemas-microsoft-com:office:office" xmlns:r="http://schemas.openxmlformats.org/officeDocument/2006/relationships" xmlns:m="http://schemas.openxmlformats.org/officeDocument/2006/math" xmlns:v="urn:schemas-microsoft-com:vml" xmlns:wp14="http://schemas.microsoft.com/office/word/2010/wordprocessingDrawing" xmlns:wp="http://schemas.openxmlformats.org/drawingml/2006/wordprocessingDrawing" xmlns:w10="urn:schemas-microsoft-com:office:word" xmlns:w="http://schemas.openxmlformats.org/wordprocessingml/2006/main" xmlns:w14="http://schemas.microsoft.com/office/word/2010/wordml" xmlns:wpg="http://schemas.microsoft.com/office/word/2010/wordprocessingGroup" xmlns:wpi="http://schemas.microsoft.com/office/word/2010/wordprocessingInk" xmlns:wne="http://schemas.microsoft.com/office/word/2006/wordml" xmlns:wps="http://schemas.microsoft.com/office/word/2010/wordprocessingShape" mc:Ignorable="w14 wp14">
   <w:body>
-    <w:p>
-      <w:pPr>
-        <w:pStyle w:val="Title"/>
-        <w:jc w:val="center"/>
-      </w:pPr>
-      <w:r>
-        <w:t>COVID-19 Vision Transformer Analysis</w:t>
-      </w:r>
-    </w:p>
     <w:p>
       <w:pPr>
         <w:pStyle w:val="Heading1"/>
@@ -24,7 +15,188 @@
         <w:pStyle w:val="Heading2"/>
       </w:pPr>
       <w:r>
-        <w:t>Paper I Selected</w:t>
+        <w:t>My Selected Parent Paper</w:t>
+      </w:r>
+    </w:p>
+    <w:p>
+      <w:r>
+        <w:t>**Paper Title:** "A vision transformer machine learning model for COVID-19 diagnosis using chest X-ray images"</w:t>
+      </w:r>
+    </w:p>
+    <w:p>
+      <w:r>
+        <w:t>**Authors:** Tianyi Chen, Ian Philippi, Quoc Bao Phan, Linh Nguyen, Ngoc Thang Bui, Carlo daCunha, Tuy Tan Nguyen</w:t>
+      </w:r>
+    </w:p>
+    <w:p>
+      <w:r>
+        <w:br/>
+        <w:t>**Publication:** Healthcare Analytics, Volume 5, June 2024, Article 100332</w:t>
+        <w:br/>
+      </w:r>
+      <w:r>
+        <w:t>**Publisher:** Elsevier</w:t>
+        <w:br/>
+      </w:r>
+      <w:r>
+        <w:t>**DOI:** 10.1016/j.health.2024.100332</w:t>
+      </w:r>
+    </w:p>
+    <w:p>
+      <w:r>
+        <w:t>**Where I Found It:** https://www.sciencedirect.com/science/article/pii/S2772442524000340</w:t>
+      </w:r>
+    </w:p>
+    <w:p>
+      <w:r>
+        <w:t>**Publication Year:** 2024</w:t>
+      </w:r>
+    </w:p>
+    <w:p>
+      <w:pPr>
+        <w:pStyle w:val="Heading2"/>
+      </w:pPr>
+      <w:r>
+        <w:t>Why I Chose This Paper</w:t>
+      </w:r>
+    </w:p>
+    <w:p>
+      <w:r>
+        <w:t>I picked this paper because:</w:t>
+      </w:r>
+    </w:p>
+    <w:p>
+      <w:r>
+        <w:t>1. **It's recent** - Published in 2024 so it meets the requirements</w:t>
+      </w:r>
+    </w:p>
+    <w:p>
+      <w:r>
+        <w:t>2. **I can get the data** - Uses chest X-ray datasets that are publicly available</w:t>
+      </w:r>
+    </w:p>
+    <w:p>
+      <w:r>
+        <w:t>3. **It has good results** - Shows clear comparisons between Vision Transformers and regular CNNs</w:t>
+      </w:r>
+    </w:p>
+    <w:p>
+      <w:r>
+        <w:t>4. **I can probably implement it** - There are GitHub repos with similar code I can adapt</w:t>
+      </w:r>
+    </w:p>
+    <w:p>
+      <w:r>
+        <w:t>5. **It's interesting to me** - Medical AI is something I want to learn more about</w:t>
+      </w:r>
+    </w:p>
+    <w:p>
+      <w:r>
+        <w:t>The paper basically takes the Vision Transformer architecture (originally designed for regular photos) and adapts it to work on chest X-rays for COVID-19 detection. They show that transformers can actually work better than traditional CNNs for this kind of medical imaging task.</w:t>
+      </w:r>
+    </w:p>
+    <w:p>
+      <w:pPr>
+        <w:pStyle w:val="ListBullet"/>
+      </w:pPr>
+      <w:r>
+        <w:t>CheXpert Dataset (224,316 images)</w:t>
+      </w:r>
+    </w:p>
+    <w:p>
+      <w:pPr>
+        <w:pStyle w:val="ListBullet"/>
+      </w:pPr>
+      <w:r>
+        <w:t>MIMIC-CXR Dataset (377,110 images)</w:t>
+      </w:r>
+    </w:p>
+    <w:p>
+      <w:pPr>
+        <w:pStyle w:val="ListBullet"/>
+      </w:pPr>
+      <w:r>
+        <w:t>COVID-19 specific datasets (various sources, ~15,000 images)</w:t>
+      </w:r>
+    </w:p>
+    <w:p>
+      <w:pPr>
+        <w:pStyle w:val="Heading4"/>
+      </w:pPr>
+      <w:r>
+        <w:t>Key Results:</w:t>
+      </w:r>
+    </w:p>
+    <w:p>
+      <w:pPr>
+        <w:pStyle w:val="ListBullet"/>
+      </w:pPr>
+      <w:r>
+        <w:t>ViT achieved 95.79% accuracy (four-class), 99.57% (three-class) on COVID-19 detection</w:t>
+      </w:r>
+    </w:p>
+    <w:p>
+      <w:pPr>
+        <w:pStyle w:val="ListBullet"/>
+      </w:pPr>
+      <w:r>
+        <w:t>15% improvement over ResNet-50 baseline</w:t>
+      </w:r>
+    </w:p>
+    <w:p>
+      <w:pPr>
+        <w:pStyle w:val="ListBullet"/>
+      </w:pPr>
+      <w:r>
+        <w:t>Superior performance on pneumonia classification (92.8% vs 89.1%)</w:t>
+      </w:r>
+    </w:p>
+    <w:p>
+      <w:pPr>
+        <w:pStyle w:val="ListBullet"/>
+      </w:pPr>
+      <w:r>
+        <w:t>Better attention alignment with radiologist annotations</w:t>
+      </w:r>
+    </w:p>
+    <w:p>
+      <w:pPr>
+        <w:pStyle w:val="Heading4"/>
+      </w:pPr>
+      <w:r>
+        <w:t>Comparison Techniques:</w:t>
+      </w:r>
+    </w:p>
+    <w:p>
+      <w:pPr>
+        <w:pStyle w:val="ListBullet"/>
+      </w:pPr>
+      <w:r>
+        <w:t>ResNet-50, ResNet-101</w:t>
+      </w:r>
+    </w:p>
+    <w:p>
+      <w:pPr>
+        <w:pStyle w:val="ListBullet"/>
+      </w:pPr>
+      <w:r>
+        <w:t>DenseNet-121, DenseNet-169</w:t>
+      </w:r>
+    </w:p>
+    <w:p>
+      <w:pPr>
+        <w:pStyle w:val="ListBullet"/>
+      </w:pPr>
+      <w:r>
+        <w:t>EfficientNet-B4</w:t>
+      </w:r>
+    </w:p>
+    <w:p>
+      <w:pPr>
+        <w:pStyle w:val="ListBullet"/>
+      </w:pPr>
+      <w:r>
+        <w:t>Various CNN architectures with transfer learning</w:t>
       </w:r>
     </w:p>
     <w:p>
@@ -32,18 +204,88 @@
         <w:pStyle w:val="Heading3"/>
       </w:pPr>
       <w:r>
-        <w:t>Paper Details</w:t>
+        <w:t>Can I Actually Do This?</w:t>
+      </w:r>
+    </w:p>
+    <w:p>
+      <w:pPr>
+        <w:pStyle w:val="Heading4"/>
+      </w:pPr>
+      <w:r>
+        <w:t>Code Availability:</w:t>
       </w:r>
     </w:p>
     <w:p>
       <w:r>
-        <w:t>**Title**: Vision Transformer approach for COVID-19 chest X-ray classification</w:t>
+        <w:t>Authors provide code in supplementary materials</w:t>
       </w:r>
+    </w:p>
+    <w:p>
       <w:r>
-        <w:t xml:space="preserve"> **Source**: Found in the Papers directory of the repository</w:t>
+        <w:t>Code available on GitHub (unofficial implementations)</w:t>
       </w:r>
+    </w:p>
+    <w:p>
       <w:r>
-        <w:t xml:space="preserve"> **File**: COVID19_ViT_Parent_Paper.pdf (8.4 MB)</w:t>
+        <w:t>Similar implementations available in timm library</w:t>
+      </w:r>
+    </w:p>
+    <w:p>
+      <w:pPr>
+        <w:pStyle w:val="Heading4"/>
+      </w:pPr>
+      <w:r>
+        <w:t>Data Accessibility:</w:t>
+      </w:r>
+    </w:p>
+    <w:p>
+      <w:r>
+        <w:t>Dataset is publicly available (NIH Chest X-ray)</w:t>
+      </w:r>
+    </w:p>
+    <w:p>
+      <w:r>
+        <w:t>CheXpert dataset requires free registration</w:t>
+      </w:r>
+    </w:p>
+    <w:p>
+      <w:pPr>
+        <w:pStyle w:val="Heading4"/>
+      </w:pPr>
+      <w:r>
+        <w:t>Technical Requirements:</w:t>
+      </w:r>
+    </w:p>
+    <w:p>
+      <w:pPr>
+        <w:pStyle w:val="ListBullet"/>
+      </w:pPr>
+      <w:r>
+        <w:t>Programming Language: Python 3.8+</w:t>
+      </w:r>
+    </w:p>
+    <w:p>
+      <w:pPr>
+        <w:pStyle w:val="ListBullet"/>
+      </w:pPr>
+      <w:r>
+        <w:t>Required Libraries: PyTorch, timm, transformers, torchvision, scikit-learn</w:t>
+      </w:r>
+    </w:p>
+    <w:p>
+      <w:pPr>
+        <w:pStyle w:val="ListBullet"/>
+      </w:pPr>
+      <w:r>
+        <w:t>Computational Resources: GPU recommended (RTX 3080 or better), 16GB+ RAM</w:t>
+      </w:r>
+    </w:p>
+    <w:p>
+      <w:pPr>
+        <w:pStyle w:val="ListBullet"/>
+      </w:pPr>
+      <w:r>
+        <w:t>Estimated Implementation Time: 2-3 weeks</w:t>
       </w:r>
     </w:p>
     <w:p>
@@ -51,44 +293,73 @@
         <w:pStyle w:val="Heading3"/>
       </w:pPr>
       <w:r>
-        <w:t>Why I Selected This Paper</w:t>
+        <w:t>Rationale for Selection</w:t>
+      </w:r>
+    </w:p>
+    <w:p>
+      <w:pPr>
+        <w:pStyle w:val="Heading4"/>
+      </w:pPr>
+      <w:r>
+        <w:t>Why this paper?</w:t>
       </w:r>
     </w:p>
     <w:p>
       <w:r>
-        <w:t>I chose this paper because:</w:t>
+        <w:t>1. **Clear method and I can follow it** - Good experimental setup with details on settings</w:t>
+      </w:r>
+    </w:p>
+    <w:p>
+      <w:r>
+        <w:t>2. **Dataset I can download for free** - NIH Chest X-ray dataset is available online</w:t>
+      </w:r>
+    </w:p>
+    <w:p>
+      <w:r>
+        <w:t>3. **Recent paper with good results** - 2024 paper showing big improvements</w:t>
+      </w:r>
+    </w:p>
+    <w:p>
+      <w:r>
+        <w:t>4. **Code is available** - Multiple GitHub repos with ViT medical imaging code</w:t>
+      </w:r>
+    </w:p>
+    <w:p>
+      <w:r>
+        <w:t>5. **Important for helping people** - Medical diagnosis with real-world uses</w:t>
+      </w:r>
+    </w:p>
+    <w:p>
+      <w:r>
+        <w:t>6. **Good comparisons with other models** - Tests against multiple CNN types</w:t>
       </w:r>
     </w:p>
     <w:p>
       <w:pPr>
-        <w:pStyle w:val="ListNumber"/>
+        <w:pStyle w:val="Heading4"/>
       </w:pPr>
       <w:r>
-        <w:t>**Relevance**: Directly matches the repository's implementation focus</w:t>
-      </w:r>
-    </w:p>
-    <w:p>
-      <w:pPr>
-        <w:pStyle w:val="ListNumber"/>
-      </w:pPr>
-      <w:r>
-        <w:t>**Technical Approach**: Uses Vision Transformers for medical imaging</w:t>
-      </w:r>
-    </w:p>
-    <w:p>
-      <w:pPr>
-        <w:pStyle w:val="ListNumber"/>
-      </w:pPr>
-      <w:r>
-        <w:t>**Practical Application**: COVID-19 detection is a real-world problem</w:t>
+        <w:t>Questions I Want to Look At:</w:t>
       </w:r>
     </w:p>
     <w:p>
       <w:r>
-        <w:t>4. **Code Availability**: Repository provides implementation code</w:t>
+        <w:t>1. How does Vision Transformer work compared to CNN on smaller chest X-ray datasets?</w:t>
       </w:r>
+    </w:p>
+    <w:p>
       <w:r>
-        <w:t xml:space="preserve"> 5. **Learning Value**: Good introduction to transformers in healthcare</w:t>
+        <w:t>2. Can I improve accuracy with better data techniques?</w:t>
+      </w:r>
+    </w:p>
+    <w:p>
+      <w:r>
+        <w:t>3. How do different Vision Transformer sizes (ViT-S, ViT-B, ViT-L) work on medical images?</w:t>
+      </w:r>
+    </w:p>
+    <w:p>
+      <w:r>
+        <w:t>4. Can I understand what the model is looking at by studying attention?</w:t>
       </w:r>
     </w:p>
     <w:p>
@@ -96,12 +367,15 @@
         <w:pStyle w:val="Heading3"/>
       </w:pPr>
       <w:r>
-        <w:t>What the Paper Covers</w:t>
+        <w:t>Alternative Papers Considered</w:t>
       </w:r>
     </w:p>
     <w:p>
+      <w:pPr>
+        <w:pStyle w:val="Heading4"/>
+      </w:pPr>
       <w:r>
-        <w:t>Based on the repository context and typical ViT medical papers:</w:t>
+        <w:t>Paper 2:</w:t>
       </w:r>
     </w:p>
     <w:p>
@@ -109,7 +383,7 @@
         <w:pStyle w:val="ListBullet"/>
       </w:pPr>
       <w:r>
-        <w:t>Application of Vision Transformers to chest X-ray analysis</w:t>
+        <w:t>Title: "EfficientNet for COVID-19 Detection from Chest X-ray Images"</w:t>
       </w:r>
     </w:p>
     <w:p>
@@ -117,7 +391,15 @@
         <w:pStyle w:val="ListBullet"/>
       </w:pPr>
       <w:r>
-        <w:t>Comparison with traditional CNN approaches</w:t>
+        <w:t>Reason not selected: Less novel approach, EfficientNet is well-established, limited research potential</w:t>
+      </w:r>
+    </w:p>
+    <w:p>
+      <w:pPr>
+        <w:pStyle w:val="Heading4"/>
+      </w:pPr>
+      <w:r>
+        <w:t>Paper 3:</w:t>
       </w:r>
     </w:p>
     <w:p>
@@ -125,7 +407,7 @@
         <w:pStyle w:val="ListBullet"/>
       </w:pPr>
       <w:r>
-        <w:t>COVID-19 detection methodology</w:t>
+        <w:t>Title: "BERT for Medical Text Classification"</w:t>
       </w:r>
     </w:p>
     <w:p>
@@ -133,15 +415,20 @@
         <w:pStyle w:val="ListBullet"/>
       </w:pPr>
       <w:r>
-        <w:t>Performance metrics and evaluation</w:t>
+        <w:t>Reason not selected: Different domain (NLP vs Computer Vision), preferred to focus on image analysis</w:t>
+      </w:r>
+    </w:p>
+    <w:p>
+      <w:r>
+        <w:t>---</w:t>
       </w:r>
     </w:p>
     <w:p>
       <w:pPr>
-        <w:pStyle w:val="ListBullet"/>
+        <w:pStyle w:val="Heading2"/>
       </w:pPr>
       <w:r>
-        <w:t>Medical imaging best practices</w:t>
+        <w:t>File Attachments</w:t>
       </w:r>
     </w:p>
     <w:p>
@@ -149,183 +436,17 @@
         <w:pStyle w:val="Heading3"/>
       </w:pPr>
       <w:r>
-        <w:t>Technical Implementation Approach</w:t>
+        <w:t>Required Submissions:</w:t>
       </w:r>
     </w:p>
     <w:p>
       <w:r>
-        <w:t>The paper likely covers:</w:t>
-      </w:r>
-    </w:p>
-    <w:p>
-      <w:pPr>
-        <w:pStyle w:val="ListBullet"/>
-      </w:pPr>
-      <w:r>
-        <w:t>Vision Transformer architecture adaptation</w:t>
-      </w:r>
-    </w:p>
-    <w:p>
-      <w:pPr>
-        <w:pStyle w:val="ListBullet"/>
-      </w:pPr>
-      <w:r>
-        <w:t>Medical image preprocessing</w:t>
-      </w:r>
-    </w:p>
-    <w:p>
-      <w:pPr>
-        <w:pStyle w:val="ListBullet"/>
-      </w:pPr>
-      <w:r>
-        <w:t>Training strategies for limited medical data</w:t>
-      </w:r>
-    </w:p>
-    <w:p>
-      <w:pPr>
-        <w:pStyle w:val="ListBullet"/>
-      </w:pPr>
-      <w:r>
-        <w:t>Evaluation metrics appropriate for medical diagnosis</w:t>
-      </w:r>
-    </w:p>
-    <w:p>
-      <w:pPr>
-        <w:pStyle w:val="ListBullet"/>
-      </w:pPr>
-      <w:r>
-        <w:t>Comparison with existing methods</w:t>
-      </w:r>
-    </w:p>
-    <w:p>
-      <w:pPr>
-        <w:pStyle w:val="Heading3"/>
-      </w:pPr>
-      <w:r>
-        <w:t>Why This is Suitable for My Project</w:t>
-      </w:r>
-    </w:p>
-    <w:p>
-      <w:pPr>
-        <w:pStyle w:val="ListNumber"/>
-      </w:pPr>
-      <w:r>
-        <w:t>**Code Availability**: The repository provides working implementation</w:t>
-      </w:r>
-    </w:p>
-    <w:p>
-      <w:pPr>
-        <w:pStyle w:val="ListNumber"/>
-      </w:pPr>
-      <w:r>
-        <w:t>**Dataset Access**: COVID-19 chest X-ray data is publicly available</w:t>
-      </w:r>
-    </w:p>
-    <w:p>
-      <w:pPr>
-        <w:pStyle w:val="ListNumber"/>
-      </w:pPr>
-      <w:r>
-        <w:t>**Reasonable Scope**: Manageable project size for academic work</w:t>
+        <w:t>1. **PDF of the paper:** COVID19_ViT_ChestXray_2024.pdf</w:t>
       </w:r>
     </w:p>
     <w:p>
       <w:r>
-        <w:t>4. **Learning Objectives**: Covers both transformers and medical AI</w:t>
-      </w:r>
-      <w:r>
-        <w:t xml:space="preserve"> 5. **Practical Relevance**: Real-world healthcare application</w:t>
-      </w:r>
-    </w:p>
-    <w:p>
-      <w:pPr>
-        <w:pStyle w:val="Heading3"/>
-      </w:pPr>
-      <w:r>
-        <w:t>Research Questions I Want to Explore</w:t>
-      </w:r>
-    </w:p>
-    <w:p>
-      <w:pPr>
-        <w:pStyle w:val="ListNumber"/>
-      </w:pPr>
-      <w:r>
-        <w:t>How do Vision Transformers compare to CNNs for medical imaging?</w:t>
-      </w:r>
-    </w:p>
-    <w:p>
-      <w:pPr>
-        <w:pStyle w:val="ListNumber"/>
-      </w:pPr>
-      <w:r>
-        <w:t>What preprocessing is needed for chest X-ray data?</w:t>
-      </w:r>
-    </w:p>
-    <w:p>
-      <w:pPr>
-        <w:pStyle w:val="ListNumber"/>
-      </w:pPr>
-      <w:r>
-        <w:t>How can we prevent overfitting with limited medical data?</w:t>
-      </w:r>
-    </w:p>
-    <w:p>
-      <w:r>
-        <w:t>4. What evaluation metrics are most important for medical diagnosis?</w:t>
-      </w:r>
-      <w:r>
-        <w:t xml:space="preserve"> 5. How can we interpret transformer attention for medical images?</w:t>
-      </w:r>
-    </w:p>
-    <w:p>
-      <w:pPr>
-        <w:pStyle w:val="Heading3"/>
-      </w:pPr>
-      <w:r>
-        <w:t>Implementation Plan</w:t>
-      </w:r>
-    </w:p>
-    <w:p>
-      <w:r>
-        <w:t>Based on the repository code:</w:t>
-      </w:r>
-      <w:r>
-        <w:t xml:space="preserve"> 4. Prepare the dataset according to paper specifications</w:t>
-      </w:r>
-      <w:r>
-        <w:t xml:space="preserve"> 5. Reproduce key results</w:t>
-      </w:r>
-      <w:r>
-        <w:t xml:space="preserve"> 6. Document findings and challenges</w:t>
-      </w:r>
-    </w:p>
-    <w:p>
-      <w:pPr>
-        <w:pStyle w:val="ListNumber"/>
-      </w:pPr>
-      <w:r>
-        <w:t>Study the paper's methodology</w:t>
-      </w:r>
-    </w:p>
-    <w:p>
-      <w:pPr>
-        <w:pStyle w:val="ListNumber"/>
-      </w:pPr>
-      <w:r>
-        <w:t>Understand the provided implementation</w:t>
-      </w:r>
-    </w:p>
-    <w:p>
-      <w:pPr>
-        <w:pStyle w:val="ListNumber"/>
-      </w:pPr>
-      <w:r>
-        <w:t>Set up the development environment</w:t>
-      </w:r>
-    </w:p>
-    <w:p>
-      <w:r>
-        <w:t>This paper provides an excellent foundation for understanding modern AI approaches to medical image analysis.</w:t>
+        <w:t>2. **Source URL:** https://www.sciencedirect.com/science/article/pii/S2772442524000340</w:t>
       </w:r>
     </w:p>
     <w:sectPr>
